--- a/rapports/2026-06-03/EQ8/EQ8_sup_v2/DR_071202010023/91-13-58-30.docx
+++ b/rapports/2026-06-03/EQ8/EQ8_sup_v2/DR_071202010023/91-13-58-30.docx
@@ -454,7 +454,7 @@
                 <w:color w:val="16A34A"/>
                 <w:sz w:val="16"/>
               </w:rPr>
-              <w:t>—</w:t>
+              <w:t>s01q32, s01q37, s04q23, s01q00b, s01q37_decode, s04q23_decode</w:t>
             </w:r>
           </w:p>
         </w:tc>
@@ -544,7 +544,7 @@
                 <w:color w:val="16A34A"/>
                 <w:sz w:val="16"/>
               </w:rPr>
-              <w:t>—</w:t>
+              <w:t>s01q25, s01q30, s04q23, s01q00b, s01q30_decode, s04q23_decode</w:t>
             </w:r>
           </w:p>
         </w:tc>
@@ -814,7 +814,7 @@
                 <w:color w:val="16A34A"/>
                 <w:sz w:val="16"/>
               </w:rPr>
-              <w:t>—</w:t>
+              <w:t>s01q32, s01q37, s04q23, s01q00b, s01q37_decode, s04q23_decode</w:t>
             </w:r>
           </w:p>
         </w:tc>
@@ -1174,7 +1174,7 @@
                 <w:color w:val="16A34A"/>
                 <w:sz w:val="16"/>
               </w:rPr>
-              <w:t>—</w:t>
+              <w:t>s01q25, s01q30, s04q23, s01q00b, s01q30_decode, s04q23_decode</w:t>
             </w:r>
           </w:p>
         </w:tc>
@@ -1354,7 +1354,7 @@
                 <w:color w:val="16A34A"/>
                 <w:sz w:val="16"/>
               </w:rPr>
-              <w:t>—</w:t>
+              <w:t>s01q32, s01q37, s04q23, s01q00b, s01q37_decode, s04q23_decode</w:t>
             </w:r>
           </w:p>
         </w:tc>
@@ -1444,7 +1444,7 @@
                 <w:color w:val="16A34A"/>
                 <w:sz w:val="16"/>
               </w:rPr>
-              <w:t>—</w:t>
+              <w:t>s01q25, s01q30, s04q23, s01q00b, s01q30_decode, s04q23_decode</w:t>
             </w:r>
           </w:p>
         </w:tc>
@@ -1624,7 +1624,7 @@
                 <w:color w:val="16A34A"/>
                 <w:sz w:val="16"/>
               </w:rPr>
-              <w:t>—</w:t>
+              <w:t>s01q32, s01q37, s04q23, s01q00b, s01q37_decode, s04q23_decode</w:t>
             </w:r>
           </w:p>
         </w:tc>
@@ -1714,7 +1714,7 @@
                 <w:color w:val="16A34A"/>
                 <w:sz w:val="16"/>
               </w:rPr>
-              <w:t>—</w:t>
+              <w:t>s01q25, s01q30, s04q23, s01q00b, s01q30_decode, s04q23_decode</w:t>
             </w:r>
           </w:p>
         </w:tc>
@@ -1894,7 +1894,7 @@
                 <w:color w:val="16A34A"/>
                 <w:sz w:val="16"/>
               </w:rPr>
-              <w:t>—</w:t>
+              <w:t>s01q32, s01q37, s04q23, s01q00b, s01q37_decode, s04q23_decode</w:t>
             </w:r>
           </w:p>
         </w:tc>
@@ -2344,7 +2344,7 @@
                 <w:color w:val="16A34A"/>
                 <w:sz w:val="16"/>
               </w:rPr>
-              <w:t>—</w:t>
+              <w:t>s01q25, s01q30, s04q23, s01q00b, s01q30_decode, s04q23_decode</w:t>
             </w:r>
           </w:p>
         </w:tc>
@@ -2524,7 +2524,7 @@
                 <w:color w:val="16A34A"/>
                 <w:sz w:val="16"/>
               </w:rPr>
-              <w:t>—</w:t>
+              <w:t>s01q32, s01q37, s04q23, s01q00b, s01q37_decode, s04q23_decode</w:t>
             </w:r>
           </w:p>
         </w:tc>
@@ -2794,7 +2794,7 @@
                 <w:color w:val="16A34A"/>
                 <w:sz w:val="16"/>
               </w:rPr>
-              <w:t>—</w:t>
+              <w:t>s01q25, s01q30, s04q23, s01q00b, s01q30_decode, s04q23_decode</w:t>
             </w:r>
           </w:p>
         </w:tc>
@@ -2974,7 +2974,7 @@
                 <w:color w:val="16A34A"/>
                 <w:sz w:val="16"/>
               </w:rPr>
-              <w:t>—</w:t>
+              <w:t>s01q32, s01q37, s04q23, s01q00b, s01q37_decode, s04q23_decode</w:t>
             </w:r>
           </w:p>
         </w:tc>
@@ -3154,7 +3154,7 @@
                 <w:color w:val="16A34A"/>
                 <w:sz w:val="16"/>
               </w:rPr>
-              <w:t>—</w:t>
+              <w:t>s00q10, s01q35, s01q36, s01q37, s02q04, s02q15, s01q00b, s02q17_code</w:t>
             </w:r>
           </w:p>
         </w:tc>
@@ -3244,7 +3244,7 @@
                 <w:color w:val="16A34A"/>
                 <w:sz w:val="16"/>
               </w:rPr>
-              <w:t>—</w:t>
+              <w:t>s01q49, s02q24, s01q00b, s02q17_2, s02q15_2</w:t>
             </w:r>
           </w:p>
         </w:tc>
@@ -3334,7 +3334,7 @@
                 <w:color w:val="16A34A"/>
                 <w:sz w:val="16"/>
               </w:rPr>
-              <w:t>—</w:t>
+              <w:t>s01q32, s01q36, s01q38, s04q37_modif, s02q33, s02q34, s01q00b</w:t>
             </w:r>
           </w:p>
         </w:tc>
@@ -4054,7 +4054,7 @@
                 <w:color w:val="16A34A"/>
                 <w:sz w:val="16"/>
               </w:rPr>
-              <w:t>—</w:t>
+              <w:t>s01q07, s01q08, s02q20, s02q22, s03q07, s02q29, s04q19, s13q02</w:t>
             </w:r>
           </w:p>
         </w:tc>
@@ -4234,7 +4234,7 @@
                 <w:color w:val="16A34A"/>
                 <w:sz w:val="16"/>
               </w:rPr>
-              <w:t>—</w:t>
+              <w:t>s01q29, s01q31, s04q24, s00q04, s11q21, s09fq03, s09fq011</w:t>
             </w:r>
           </w:p>
         </w:tc>
@@ -4324,7 +4324,7 @@
                 <w:color w:val="16A34A"/>
                 <w:sz w:val="16"/>
               </w:rPr>
-              <w:t>—</w:t>
+              <w:t>s00q27, s01q03a, s01q03b, s01q03c, s02q04, s03q14, s04q15, s04q16</w:t>
             </w:r>
           </w:p>
         </w:tc>
@@ -4414,7 +4414,7 @@
                 <w:color w:val="16A34A"/>
                 <w:sz w:val="16"/>
               </w:rPr>
-              <w:t>—</w:t>
+              <w:t>s00q27</w:t>
             </w:r>
           </w:p>
         </w:tc>
@@ -6034,7 +6034,7 @@
                 <w:color w:val="16A34A"/>
                 <w:sz w:val="16"/>
               </w:rPr>
-              <w:t>—</w:t>
+              <w:t>s01q64, s00q04, s02q20, s02q25, s01q00b, s02q17_2, s02q15_2</w:t>
             </w:r>
           </w:p>
         </w:tc>
@@ -8914,7 +8914,7 @@
                 <w:color w:val="16A34A"/>
                 <w:sz w:val="16"/>
               </w:rPr>
-              <w:t>—</w:t>
+              <w:t>s01q10, s02q30, s02q34, s03q50, s01q00b</w:t>
             </w:r>
           </w:p>
         </w:tc>
@@ -9004,7 +9004,7 @@
                 <w:color w:val="16A34A"/>
                 <w:sz w:val="16"/>
               </w:rPr>
-              <w:t>—</w:t>
+              <w:t>s01q10, s02q30, s02q34, s03q50, s01q00b</w:t>
             </w:r>
           </w:p>
         </w:tc>
@@ -9094,7 +9094,7 @@
                 <w:color w:val="16A34A"/>
                 <w:sz w:val="16"/>
               </w:rPr>
-              <w:t>—</w:t>
+              <w:t>s01q41a, s02q20, s02q22, s03q07, s03q02, s01q00b, s03q02_autre</w:t>
             </w:r>
           </w:p>
         </w:tc>
@@ -9184,7 +9184,7 @@
                 <w:color w:val="16A34A"/>
                 <w:sz w:val="16"/>
               </w:rPr>
-              <w:t>—</w:t>
+              <w:t>s01q35, s01q36, s01q37, s02q04, s02q15, s03q13, s03q14, s03q15</w:t>
             </w:r>
           </w:p>
         </w:tc>
@@ -9364,7 +9364,7 @@
                 <w:color w:val="16A34A"/>
                 <w:sz w:val="16"/>
               </w:rPr>
-              <w:t>—</w:t>
+              <w:t>s01q63, s00q04, s02q25, s04q17, s04q21, s01q00b, s01q29_1</w:t>
             </w:r>
           </w:p>
         </w:tc>
@@ -9544,7 +9544,7 @@
                 <w:color w:val="16A34A"/>
                 <w:sz w:val="16"/>
               </w:rPr>
-              <w:t>—</w:t>
+              <w:t>s01q47__1, s01q47__2, s01q47__3, s01q47__4, s01q47__5, s01q47__6, s01q47__7, s02q15</w:t>
             </w:r>
           </w:p>
         </w:tc>
@@ -9634,7 +9634,7 @@
                 <w:color w:val="16A34A"/>
                 <w:sz w:val="16"/>
               </w:rPr>
-              <w:t>—</w:t>
+              <w:t>s01q39, s01q40, s01q43, s02q04, s02q15, s03q52, s04q30__1, s04q30__2</w:t>
             </w:r>
           </w:p>
         </w:tc>
@@ -9724,7 +9724,7 @@
                 <w:color w:val="16A34A"/>
                 <w:sz w:val="16"/>
               </w:rPr>
-              <w:t>—</w:t>
+              <w:t>s01q47__1, s01q47__2, s01q47__3, s01q47__4, s01q47__5, s01q47__6, s01q47__7, s02q15</w:t>
             </w:r>
           </w:p>
         </w:tc>
@@ -9814,7 +9814,7 @@
                 <w:color w:val="16A34A"/>
                 <w:sz w:val="16"/>
               </w:rPr>
-              <w:t>—</w:t>
+              <w:t>s01q35, s01q36, s01q37, s02q04, s02q15, s03q13, s03q14, s03q15</w:t>
             </w:r>
           </w:p>
         </w:tc>
@@ -9904,7 +9904,7 @@
                 <w:color w:val="16A34A"/>
                 <w:sz w:val="16"/>
               </w:rPr>
-              <w:t>—</w:t>
+              <w:t>s00q07a, s00q08, s00q10, s00q13_0, s00q15_0, s00q17_0, s00q23a, s00q23b</w:t>
             </w:r>
           </w:p>
         </w:tc>
@@ -9994,7 +9994,7 @@
                 <w:color w:val="16A34A"/>
                 <w:sz w:val="16"/>
               </w:rPr>
-              <w:t>—</w:t>
+              <w:t>s01q35, s01q36, s01q37, s02q04, s02q15, s03q13, s03q14, s03q15</w:t>
             </w:r>
           </w:p>
         </w:tc>
@@ -10174,7 +10174,7 @@
                 <w:color w:val="16A34A"/>
                 <w:sz w:val="16"/>
               </w:rPr>
-              <w:t>—</w:t>
+              <w:t>s00q07a, s00q08, s00q10, s00q13_0, s00q15_0, s00q17_0, s00q23a, s00q23b</w:t>
             </w:r>
           </w:p>
         </w:tc>
@@ -10264,7 +10264,7 @@
                 <w:color w:val="16A34A"/>
                 <w:sz w:val="16"/>
               </w:rPr>
-              <w:t>—</w:t>
+              <w:t>s01q35, s01q36, s01q37, s02q04, s02q15, s03q13, s03q14, s03q15</w:t>
             </w:r>
           </w:p>
         </w:tc>
@@ -10444,7 +10444,7 @@
                 <w:color w:val="16A34A"/>
                 <w:sz w:val="16"/>
               </w:rPr>
-              <w:t>—</w:t>
+              <w:t>s00q07a, s00q08, s00q10, s00q13_0, s00q15_0, s00q17_0, s00q23a, s00q23b</w:t>
             </w:r>
           </w:p>
         </w:tc>
@@ -10534,7 +10534,7 @@
                 <w:color w:val="16A34A"/>
                 <w:sz w:val="16"/>
               </w:rPr>
-              <w:t>—</w:t>
+              <w:t>s00q07a, s00q08, s00q10, s00q13_0, s00q15_0, s00q17_0, s00q23a, s00q23b</w:t>
             </w:r>
           </w:p>
         </w:tc>
@@ -10624,7 +10624,7 @@
                 <w:color w:val="16A34A"/>
                 <w:sz w:val="16"/>
               </w:rPr>
-              <w:t>—</w:t>
+              <w:t>s01q35, s01q36, s01q37, s02q04, s02q15, s03q13, s03q14, s03q15</w:t>
             </w:r>
           </w:p>
         </w:tc>
@@ -10714,7 +10714,7 @@
                 <w:color w:val="16A34A"/>
                 <w:sz w:val="16"/>
               </w:rPr>
-              <w:t>—</w:t>
+              <w:t>s01q47__1, s01q47__2, s01q47__3, s01q47__4, s01q47__5, s01q47__6, s01q47__7, s02q15</w:t>
             </w:r>
           </w:p>
         </w:tc>
@@ -10804,7 +10804,7 @@
                 <w:color w:val="16A34A"/>
                 <w:sz w:val="16"/>
               </w:rPr>
-              <w:t>—</w:t>
+              <w:t>s02q10, s06q13, s06q14, s06q15a, s07bq01, s07bq03b, s07bq03b1, s07bq03c1</w:t>
             </w:r>
           </w:p>
         </w:tc>
@@ -12694,7 +12694,7 @@
                 <w:color w:val="16A34A"/>
                 <w:sz w:val="16"/>
               </w:rPr>
-              <w:t>—</w:t>
+              <w:t>s01q23, s01q00b, s01q23_autre</w:t>
             </w:r>
           </w:p>
         </w:tc>
@@ -14404,7 +14404,7 @@
                 <w:color w:val="16A34A"/>
                 <w:sz w:val="16"/>
               </w:rPr>
-              <w:t>—</w:t>
+              <w:t>s01q02, s02q01__1, s02q02__1, s02q03__1, s02q15, s03q17, s04q28, s04q35d</w:t>
             </w:r>
           </w:p>
         </w:tc>
@@ -14494,7 +14494,7 @@
                 <w:color w:val="16A34A"/>
                 <w:sz w:val="16"/>
               </w:rPr>
-              <w:t>—</w:t>
+              <w:t>s00q08, s01q28, s01q29, s01q30, s02q01__2, s02q02__2, s03q20, s04q22</w:t>
             </w:r>
           </w:p>
         </w:tc>
@@ -14584,7 +14584,7 @@
                 <w:color w:val="16A34A"/>
                 <w:sz w:val="16"/>
               </w:rPr>
-              <w:t>—</w:t>
+              <w:t>s01q35, s02q30, s02q11, s02q15</w:t>
             </w:r>
           </w:p>
         </w:tc>
@@ -14674,7 +14674,7 @@
                 <w:color w:val="16A34A"/>
                 <w:sz w:val="16"/>
               </w:rPr>
-              <w:t>—</w:t>
+              <w:t>s00q07a, s00q08, s00q10, s00q13_0, s00q15_0, s00q17_0, s00q23a, s00q23b</w:t>
             </w:r>
           </w:p>
         </w:tc>
@@ -14764,7 +14764,7 @@
                 <w:color w:val="16A34A"/>
                 <w:sz w:val="16"/>
               </w:rPr>
-              <w:t>—</w:t>
+              <w:t>s00q07a, s00q08, s00q10, s00q13_0, s00q15_0, s00q17_0, s00q23a, s00q23b</w:t>
             </w:r>
           </w:p>
         </w:tc>
@@ -14854,7 +14854,7 @@
                 <w:color w:val="16A34A"/>
                 <w:sz w:val="16"/>
               </w:rPr>
-              <w:t>—</w:t>
+              <w:t>s00q28, s01q28, s01q29, s01q30, s02q01__1, s02q02__1, s03q19, s04q32</w:t>
             </w:r>
           </w:p>
         </w:tc>
@@ -14944,7 +14944,7 @@
                 <w:color w:val="16A34A"/>
                 <w:sz w:val="16"/>
               </w:rPr>
-              <w:t>—</w:t>
+              <w:t>s02q02__1, s02q15, s02q17, s03q16, s04q27, s04q43, s04q63, s05q11</w:t>
             </w:r>
           </w:p>
         </w:tc>
@@ -15124,7 +15124,7 @@
                 <w:color w:val="16A34A"/>
                 <w:sz w:val="16"/>
               </w:rPr>
-              <w:t>—</w:t>
+              <w:t>s00q07a, s00q08, s00q10, s00q13_0, s00q15_0, s00q17_0, s00q23a, s00q23b</w:t>
             </w:r>
           </w:p>
         </w:tc>
@@ -15214,7 +15214,7 @@
                 <w:color w:val="16A34A"/>
                 <w:sz w:val="16"/>
               </w:rPr>
-              <w:t>—</w:t>
+              <w:t>s00q28, s01q28, s01q29, s01q30, s02q01__1, s02q02__1, s03q19, s04q32</w:t>
             </w:r>
           </w:p>
         </w:tc>
@@ -15394,7 +15394,7 @@
                 <w:color w:val="16A34A"/>
                 <w:sz w:val="16"/>
               </w:rPr>
-              <w:t>—</w:t>
+              <w:t>s02q02__1, s02q15, s02q17, s01q00b, s02q17_2, s02q15_2</w:t>
             </w:r>
           </w:p>
         </w:tc>
@@ -15484,7 +15484,7 @@
                 <w:color w:val="16A34A"/>
                 <w:sz w:val="16"/>
               </w:rPr>
-              <w:t>—</w:t>
+              <w:t>s02q02__1, s02q15, s02q17, s01q00b, s02q17_2, s02q15_2</w:t>
             </w:r>
           </w:p>
         </w:tc>
@@ -15574,7 +15574,7 @@
                 <w:color w:val="16A34A"/>
                 <w:sz w:val="16"/>
               </w:rPr>
-              <w:t>—</w:t>
+              <w:t>s00q28, s01q28, s01q29, s01q30, s02q01__1, s02q02__1, s01q00b</w:t>
             </w:r>
           </w:p>
         </w:tc>
@@ -15664,7 +15664,7 @@
                 <w:color w:val="16A34A"/>
                 <w:sz w:val="16"/>
               </w:rPr>
-              <w:t>—</w:t>
+              <w:t>s00q28, s01q28, s01q29, s01q30, s02q01__1, s02q02__1, s01q00b</w:t>
             </w:r>
           </w:p>
         </w:tc>
@@ -16024,7 +16024,7 @@
                 <w:color w:val="16A34A"/>
                 <w:sz w:val="16"/>
               </w:rPr>
-              <w:t>—</w:t>
+              <w:t>s00q27, s01q03a, s01q03b, s01q03c, s02q04, s03q14, s04q15, s04q16</w:t>
             </w:r>
           </w:p>
         </w:tc>
@@ -16474,7 +16474,7 @@
                 <w:color w:val="16A34A"/>
                 <w:sz w:val="16"/>
               </w:rPr>
-              <w:t>—</w:t>
+              <w:t>s00q27, s01q03a, s01q03b, s01q03c, s02q04, s03q14, s04q15, s04q16</w:t>
             </w:r>
           </w:p>
         </w:tc>
@@ -16564,7 +16564,7 @@
                 <w:color w:val="16A34A"/>
                 <w:sz w:val="16"/>
               </w:rPr>
-              <w:t>—</w:t>
+              <w:t>s00q27, s01q03a, s01q03b, s01q03c, s02q04, s03q14, s04q15, s04q16</w:t>
             </w:r>
           </w:p>
         </w:tc>
@@ -16654,7 +16654,7 @@
                 <w:color w:val="16A34A"/>
                 <w:sz w:val="16"/>
               </w:rPr>
-              <w:t>—</w:t>
+              <w:t>s00q27, s01q03a, s01q03b, s01q03c, s02q04, s03q14, s04q15, s04q16</w:t>
             </w:r>
           </w:p>
         </w:tc>
@@ -16744,7 +16744,7 @@
                 <w:color w:val="16A34A"/>
                 <w:sz w:val="16"/>
               </w:rPr>
-              <w:t>—</w:t>
+              <w:t>s00q27, s01q03a, s01q03b, s01q03c, s02q04, s03q14, s04q15, s04q16</w:t>
             </w:r>
           </w:p>
         </w:tc>
@@ -16924,7 +16924,7 @@
                 <w:color w:val="16A34A"/>
                 <w:sz w:val="16"/>
               </w:rPr>
-              <w:t>—</w:t>
+              <w:t>s01q47__7, s02q24, s04q49, s01q00b</w:t>
             </w:r>
           </w:p>
         </w:tc>
@@ -17014,7 +17014,7 @@
                 <w:color w:val="16A34A"/>
                 <w:sz w:val="16"/>
               </w:rPr>
-              <w:t>—</w:t>
+              <w:t>s01q47__7, s02q24, s04q49, s01q00b</w:t>
             </w:r>
           </w:p>
         </w:tc>
@@ -17104,7 +17104,7 @@
                 <w:color w:val="16A34A"/>
                 <w:sz w:val="16"/>
               </w:rPr>
-              <w:t>—</w:t>
+              <w:t>s02q02__1, s02q15, s02q17, s03q16, s04q27, s04q43, s04q63, s05q11</w:t>
             </w:r>
           </w:p>
         </w:tc>
@@ -17194,7 +17194,7 @@
                 <w:color w:val="16A34A"/>
                 <w:sz w:val="16"/>
               </w:rPr>
-              <w:t>—</w:t>
+              <w:t>s01q35, s01q36, s01q37, s02q04, s02q15, s03q13, s03q14, s03q15</w:t>
             </w:r>
           </w:p>
         </w:tc>
@@ -17284,7 +17284,7 @@
                 <w:color w:val="16A34A"/>
                 <w:sz w:val="16"/>
               </w:rPr>
-              <w:t>—</w:t>
+              <w:t>s01q35, s01q36, s01q37, s02q04, s02q15, s03q13, s03q14, s03q15</w:t>
             </w:r>
           </w:p>
         </w:tc>
@@ -17464,7 +17464,7 @@
                 <w:color w:val="16A34A"/>
                 <w:sz w:val="16"/>
               </w:rPr>
-              <w:t>—</w:t>
+              <w:t>s00q11, s01q03b, s01q04b, s02q01__1, s02q02__1, s02q03__1, s02q04, s02q15</w:t>
             </w:r>
           </w:p>
         </w:tc>
@@ -17554,7 +17554,7 @@
                 <w:color w:val="16A34A"/>
                 <w:sz w:val="16"/>
               </w:rPr>
-              <w:t>—</w:t>
+              <w:t>s00q11, s01q03b, s01q04b, s02q01__1, s02q02__1, s02q03__1, s02q04, s02q15</w:t>
             </w:r>
           </w:p>
         </w:tc>
@@ -17644,7 +17644,7 @@
                 <w:color w:val="16A34A"/>
                 <w:sz w:val="16"/>
               </w:rPr>
-              <w:t>—</w:t>
+              <w:t>s00q11, s01q03b, s01q04b, s02q01__1, s02q02__1, s02q03__1, s02q04, s02q15</w:t>
             </w:r>
           </w:p>
         </w:tc>
